--- a/基于嵌入式系统的任务调度算法研究.docx
+++ b/基于嵌入式系统的任务调度算法研究.docx
@@ -66,7 +66,7 @@
           <v:shape id="_x0000_i1025" type="#_x0000_t75" style="width:303.5pt;height:78pt" o:ole="">
             <v:imagedata r:id="rId8" o:title="" gain="69719f" blacklevel="1966f" grayscale="t" bilevel="t"/>
           </v:shape>
-          <o:OLEObject Type="Embed" ProgID="图像.文件" ShapeID="_x0000_i1025" DrawAspect="Content" ObjectID="_1850563075" r:id="rId9"/>
+          <o:OLEObject Type="Embed" ProgID="图像.文件" ShapeID="_x0000_i1025" DrawAspect="Content" ObjectID="_1850569897" r:id="rId9"/>
         </w:object>
       </w:r>
     </w:p>
@@ -19300,7 +19300,19 @@
         <w:rPr>
           <w:rFonts w:hint="eastAsia"/>
         </w:rPr>
-        <w:t>线程利用率指一个时间片内线程实际有效的执行时间比例；时间片指线程分配运行时占用的时间片个数；为了提高交互体验，窗口程序优先级较高；用户优先级指普通程序和系统程序，其中系统程序优先级较高；静态优先级</w:t>
+        <w:t>线程利用率指一个时间片内线程实际有效</w:t>
+      </w:r>
+      <w:r>
+        <w:rPr>
+          <w:rFonts w:hint="eastAsia"/>
+        </w:rPr>
+        <w:t>指令的执行时间</w:t>
+      </w:r>
+      <w:r>
+        <w:rPr>
+          <w:rFonts w:hint="eastAsia"/>
+        </w:rPr>
+        <w:t>；时间片指线程分配运行时占用的时间片个数；窗口程序</w:t>
       </w:r>
       <w:proofErr w:type="gramStart"/>
       <w:r>
@@ -19314,7 +19326,73 @@
         <w:rPr>
           <w:rFonts w:hint="eastAsia"/>
         </w:rPr>
-        <w:t>初次运行时指定的优先级；调整优先级指每次调度后、未被调度执行的线程的优先级会默认加</w:t>
+        <w:t>是否创建了窗口界面；用户优先级指普通程序或者</w:t>
+      </w:r>
+      <w:r>
+        <w:rPr>
+          <w:rFonts w:hint="eastAsia"/>
+        </w:rPr>
+        <w:t>系统</w:t>
+      </w:r>
+      <w:r>
+        <w:rPr>
+          <w:rFonts w:hint="eastAsia"/>
+        </w:rPr>
+        <w:t>内核</w:t>
+      </w:r>
+      <w:r>
+        <w:rPr>
+          <w:rFonts w:hint="eastAsia"/>
+        </w:rPr>
+        <w:t>程序</w:t>
+      </w:r>
+      <w:r>
+        <w:rPr>
+          <w:rFonts w:hint="eastAsia"/>
+        </w:rPr>
+        <w:t>；静态优先级</w:t>
+      </w:r>
+      <w:proofErr w:type="gramStart"/>
+      <w:r>
+        <w:rPr>
+          <w:rFonts w:hint="eastAsia"/>
+        </w:rPr>
+        <w:t>指程序</w:t>
+      </w:r>
+      <w:proofErr w:type="gramEnd"/>
+      <w:r>
+        <w:rPr>
+          <w:rFonts w:hint="eastAsia"/>
+        </w:rPr>
+        <w:t>初次运行时指定的优先级；动态</w:t>
+      </w:r>
+      <w:r>
+        <w:rPr>
+          <w:rFonts w:hint="eastAsia"/>
+        </w:rPr>
+        <w:t>优先级指</w:t>
+      </w:r>
+      <w:r>
+        <w:rPr>
+          <w:rFonts w:hint="eastAsia"/>
+        </w:rPr>
+        <w:t>程序运行中动态修改的优先级。</w:t>
+      </w:r>
+    </w:p>
+    <w:p>
+      <w:pPr>
+        <w:ind w:firstLine="480"/>
+      </w:pPr>
+    </w:p>
+    <w:p>
+      <w:pPr>
+        <w:ind w:firstLine="480"/>
+      </w:pPr>
+      <w:r>
+        <w:rPr>
+          <w:rFonts w:hint="eastAsia"/>
+        </w:rPr>
+        <w:t>（</w:t>
       </w:r>
       <w:r>
         <w:rPr>
@@ -19326,72 +19404,29 @@
         <w:rPr>
           <w:rFonts w:hint="eastAsia"/>
         </w:rPr>
-        <w:t>，此举为了</w:t>
-      </w:r>
-      <w:proofErr w:type="gramStart"/>
-      <w:r>
-        <w:rPr>
-          <w:rFonts w:hint="eastAsia"/>
-        </w:rPr>
-        <w:t>防止低</w:t>
-      </w:r>
-      <w:proofErr w:type="gramEnd"/>
-      <w:r>
-        <w:rPr>
-          <w:rFonts w:hint="eastAsia"/>
-        </w:rPr>
-        <w:t>优先级程序永远不会被执行。</w:t>
+        <w:t>）</w:t>
+      </w:r>
+      <w:r>
+        <w:rPr>
+          <w:rFonts w:hint="eastAsia"/>
+        </w:rPr>
+        <w:t xml:space="preserve"> </w:t>
+      </w:r>
+      <w:r>
+        <w:rPr>
+          <w:rFonts w:hint="eastAsia"/>
+        </w:rPr>
+        <w:t>线程利用率</w:t>
       </w:r>
     </w:p>
     <w:p>
       <w:pPr>
         <w:ind w:firstLine="480"/>
       </w:pPr>
-    </w:p>
-    <w:p>
-      <w:pPr>
-        <w:ind w:firstLine="480"/>
-      </w:pPr>
-      <w:r>
-        <w:rPr>
-          <w:rFonts w:hint="eastAsia"/>
-        </w:rPr>
-        <w:t>（</w:t>
-      </w:r>
-      <w:r>
-        <w:rPr>
-          <w:rFonts w:hint="eastAsia"/>
-        </w:rPr>
-        <w:t>1</w:t>
-      </w:r>
-      <w:r>
-        <w:rPr>
-          <w:rFonts w:hint="eastAsia"/>
-        </w:rPr>
-        <w:t>）</w:t>
-      </w:r>
-      <w:r>
-        <w:rPr>
-          <w:rFonts w:hint="eastAsia"/>
-        </w:rPr>
-        <w:t xml:space="preserve"> </w:t>
-      </w:r>
-      <w:r>
-        <w:rPr>
-          <w:rFonts w:hint="eastAsia"/>
-        </w:rPr>
-        <w:t>线程利用率</w:t>
-      </w:r>
-    </w:p>
-    <w:p>
-      <w:pPr>
-        <w:ind w:firstLine="480"/>
-      </w:pPr>
-      <w:r>
-        <w:rPr>
-          <w:rFonts w:hint="eastAsia"/>
-        </w:rPr>
-        <w:lastRenderedPageBreak/>
+      <w:r>
+        <w:rPr>
+          <w:rFonts w:hint="eastAsia"/>
+        </w:rPr>
         <w:t>创建线程时计算</w:t>
       </w:r>
       <w:proofErr w:type="spellStart"/>
@@ -19463,7 +19498,14 @@
         <w:rPr>
           <w:rFonts w:hint="eastAsia"/>
         </w:rPr>
-        <w:t>时钟中断每次发生，读取当前指令周期数</w:t>
+        <w:t>时钟中断每次发生，读取当</w:t>
+      </w:r>
+      <w:r>
+        <w:rPr>
+          <w:rFonts w:hint="eastAsia"/>
+        </w:rPr>
+        <w:lastRenderedPageBreak/>
+        <w:t>前指令周期数</w:t>
       </w:r>
       <m:oMath>
         <m:sSub>
@@ -20764,48 +20806,48 @@
         <w:rPr>
           <w:rFonts w:hint="eastAsia"/>
         </w:rPr>
+        <w:t>（</w:t>
+      </w:r>
+      <w:r>
+        <w:rPr>
+          <w:rFonts w:hint="eastAsia"/>
+        </w:rPr>
+        <w:t>7</w:t>
+      </w:r>
+      <w:r>
+        <w:rPr>
+          <w:rFonts w:hint="eastAsia"/>
+        </w:rPr>
+        <w:t>）</w:t>
+      </w:r>
+      <w:r>
+        <w:rPr>
+          <w:rFonts w:hint="eastAsia"/>
+        </w:rPr>
+        <w:t xml:space="preserve"> </w:t>
+      </w:r>
+      <w:r>
+        <w:rPr>
+          <w:rFonts w:hint="eastAsia"/>
+        </w:rPr>
+        <w:t>动态</w:t>
+      </w:r>
+      <w:r>
+        <w:rPr>
+          <w:rFonts w:hint="eastAsia"/>
+        </w:rPr>
+        <w:t>优先级</w:t>
+      </w:r>
+    </w:p>
+    <w:p>
+      <w:pPr>
+        <w:ind w:firstLine="480"/>
+      </w:pPr>
+      <w:r>
+        <w:rPr>
+          <w:rFonts w:hint="eastAsia"/>
+        </w:rPr>
         <w:lastRenderedPageBreak/>
-        <w:t>（</w:t>
-      </w:r>
-      <w:r>
-        <w:rPr>
-          <w:rFonts w:hint="eastAsia"/>
-        </w:rPr>
-        <w:t>7</w:t>
-      </w:r>
-      <w:r>
-        <w:rPr>
-          <w:rFonts w:hint="eastAsia"/>
-        </w:rPr>
-        <w:t>）</w:t>
-      </w:r>
-      <w:r>
-        <w:rPr>
-          <w:rFonts w:hint="eastAsia"/>
-        </w:rPr>
-        <w:t xml:space="preserve"> </w:t>
-      </w:r>
-      <w:r>
-        <w:rPr>
-          <w:rFonts w:hint="eastAsia"/>
-        </w:rPr>
-        <w:t>动态</w:t>
-      </w:r>
-      <w:r>
-        <w:rPr>
-          <w:rFonts w:hint="eastAsia"/>
-        </w:rPr>
-        <w:t>优先级</w:t>
-      </w:r>
-    </w:p>
-    <w:p>
-      <w:pPr>
-        <w:ind w:firstLine="480"/>
-      </w:pPr>
-      <w:r>
-        <w:rPr>
-          <w:rFonts w:hint="eastAsia"/>
-        </w:rPr>
         <w:t>动态优先级是为了补偿低优先级程序永远不被执行、调度完成后未被调度程序的优先级加</w:t>
       </w:r>
       <w:r>
@@ -21219,15 +21261,24 @@
     <w:p>
       <w:pPr>
         <w:ind w:firstLine="480"/>
-        <w:rPr>
-          <w:rFonts w:hint="eastAsia"/>
-        </w:rPr>
-      </w:pPr>
-      <w:r>
-        <w:rPr>
-          <w:rFonts w:hint="eastAsia"/>
-        </w:rPr>
-        <w:t>用户程序还是内核程序。用户程序优先级为</w:t>
+      </w:pPr>
+      <w:r>
+        <w:rPr>
+          <w:rFonts w:hint="eastAsia"/>
+        </w:rPr>
+        <w:t>用户程序</w:t>
+      </w:r>
+      <w:r>
+        <w:rPr>
+          <w:rFonts w:hint="eastAsia"/>
+        </w:rPr>
+        <w:t>/</w:t>
+      </w:r>
+      <w:r>
+        <w:rPr>
+          <w:rFonts w:hint="eastAsia"/>
+        </w:rPr>
+        <w:t>内核程序。用户程序优先级为</w:t>
       </w:r>
       <w:r>
         <w:rPr>
@@ -21265,22 +21316,67 @@
         <w:rPr>
           <w:rFonts w:hint="eastAsia"/>
         </w:rPr>
-        <w:t>优先级总分最大值为</w:t>
-      </w:r>
-      <w:r>
-        <w:t>64</w:t>
-      </w:r>
-      <w:r>
-        <w:rPr>
-          <w:rFonts w:hint="eastAsia"/>
-        </w:rPr>
-        <w:t>分</w:t>
-      </w:r>
-      <w:r>
-        <w:rPr>
-          <w:rFonts w:hint="eastAsia"/>
-        </w:rPr>
-        <w:t>，经过计算后，</w:t>
+        <w:t>动态优先级的比重是最高的。</w:t>
+      </w:r>
+      <w:r>
+        <w:rPr>
+          <w:rFonts w:hint="eastAsia"/>
+        </w:rPr>
+        <w:t>每次调度后、未被调度执行的线程的</w:t>
+      </w:r>
+      <w:r>
+        <w:rPr>
+          <w:rFonts w:hint="eastAsia"/>
+        </w:rPr>
+        <w:t>动态优先级会</w:t>
+      </w:r>
+      <w:r>
+        <w:rPr>
+          <w:rFonts w:hint="eastAsia"/>
+        </w:rPr>
+        <w:t>加</w:t>
+      </w:r>
+      <w:r>
+        <w:rPr>
+          <w:rFonts w:hint="eastAsia"/>
+        </w:rPr>
+        <w:t>1</w:t>
+      </w:r>
+      <w:r>
+        <w:rPr>
+          <w:rFonts w:hint="eastAsia"/>
+        </w:rPr>
+        <w:t>，此举为了</w:t>
+      </w:r>
+      <w:proofErr w:type="gramStart"/>
+      <w:r>
+        <w:rPr>
+          <w:rFonts w:hint="eastAsia"/>
+        </w:rPr>
+        <w:t>防止低</w:t>
+      </w:r>
+      <w:proofErr w:type="gramEnd"/>
+      <w:r>
+        <w:rPr>
+          <w:rFonts w:hint="eastAsia"/>
+        </w:rPr>
+        <w:t>优先级程序永远不会被执行。</w:t>
+      </w:r>
+      <w:bookmarkStart w:id="28" w:name="_GoBack"/>
+      <w:bookmarkEnd w:id="28"/>
+    </w:p>
+    <w:p>
+      <w:pPr>
+        <w:ind w:firstLine="480"/>
+        <w:rPr>
+          <w:rFonts w:hint="eastAsia"/>
+        </w:rPr>
+      </w:pPr>
+      <w:r>
+        <w:rPr>
+          <w:rFonts w:hint="eastAsia"/>
+        </w:rPr>
+        <w:t>经过计算后，</w:t>
       </w:r>
       <w:r>
         <w:rPr>
@@ -21414,11 +21510,11 @@
           <w:szCs w:val="32"/>
         </w:rPr>
       </w:pPr>
-      <w:bookmarkStart w:id="28" w:name="_Toc385763030"/>
-      <w:bookmarkStart w:id="29" w:name="_Toc385763062"/>
-      <w:bookmarkStart w:id="30" w:name="_Toc385763102"/>
-      <w:bookmarkStart w:id="31" w:name="_Toc385763160"/>
-      <w:bookmarkStart w:id="32" w:name="_Toc385763199"/>
+      <w:bookmarkStart w:id="29" w:name="_Toc385763030"/>
+      <w:bookmarkStart w:id="30" w:name="_Toc385763062"/>
+      <w:bookmarkStart w:id="31" w:name="_Toc385763102"/>
+      <w:bookmarkStart w:id="32" w:name="_Toc385763160"/>
+      <w:bookmarkStart w:id="33" w:name="_Toc385763199"/>
       <w:r>
         <w:rPr>
           <w:rFonts w:eastAsia="黑体" w:hint="eastAsia"/>
@@ -21436,11 +21532,11 @@
         </w:rPr>
         <w:t xml:space="preserve"> </w:t>
       </w:r>
-      <w:bookmarkEnd w:id="28"/>
       <w:bookmarkEnd w:id="29"/>
       <w:bookmarkEnd w:id="30"/>
       <w:bookmarkEnd w:id="31"/>
       <w:bookmarkEnd w:id="32"/>
+      <w:bookmarkEnd w:id="33"/>
       <w:r>
         <w:rPr>
           <w:rFonts w:eastAsia="黑体" w:hint="eastAsia"/>
@@ -21459,11 +21555,11 @@
       <w:pPr>
         <w:pStyle w:val="22"/>
       </w:pPr>
-      <w:bookmarkStart w:id="33" w:name="_Toc385763027"/>
-      <w:bookmarkStart w:id="34" w:name="_Toc385763059"/>
-      <w:bookmarkStart w:id="35" w:name="_Toc385763099"/>
-      <w:bookmarkStart w:id="36" w:name="_Toc385763157"/>
-      <w:bookmarkStart w:id="37" w:name="_Toc385763196"/>
+      <w:bookmarkStart w:id="34" w:name="_Toc385763027"/>
+      <w:bookmarkStart w:id="35" w:name="_Toc385763059"/>
+      <w:bookmarkStart w:id="36" w:name="_Toc385763099"/>
+      <w:bookmarkStart w:id="37" w:name="_Toc385763157"/>
+      <w:bookmarkStart w:id="38" w:name="_Toc385763196"/>
       <w:r>
         <w:t>4</w:t>
       </w:r>
@@ -21519,11 +21615,11 @@
         <w:t>深度学习开源库</w:t>
       </w:r>
     </w:p>
-    <w:bookmarkEnd w:id="33"/>
     <w:bookmarkEnd w:id="34"/>
     <w:bookmarkEnd w:id="35"/>
     <w:bookmarkEnd w:id="36"/>
     <w:bookmarkEnd w:id="37"/>
+    <w:bookmarkEnd w:id="38"/>
     <w:p>
       <w:pPr>
         <w:ind w:firstLine="480"/>
@@ -22293,12 +22389,12 @@
       <w:pPr>
         <w:pStyle w:val="32"/>
       </w:pPr>
-      <w:bookmarkStart w:id="38" w:name="_Toc385762755"/>
-      <w:bookmarkStart w:id="39" w:name="_Toc385763032"/>
-      <w:bookmarkStart w:id="40" w:name="_Toc385763064"/>
-      <w:bookmarkStart w:id="41" w:name="_Toc385763104"/>
-      <w:bookmarkStart w:id="42" w:name="_Toc385763162"/>
-      <w:bookmarkStart w:id="43" w:name="_Toc385763201"/>
+      <w:bookmarkStart w:id="39" w:name="_Toc385762755"/>
+      <w:bookmarkStart w:id="40" w:name="_Toc385763032"/>
+      <w:bookmarkStart w:id="41" w:name="_Toc385763064"/>
+      <w:bookmarkStart w:id="42" w:name="_Toc385763104"/>
+      <w:bookmarkStart w:id="43" w:name="_Toc385763162"/>
+      <w:bookmarkStart w:id="44" w:name="_Toc385763201"/>
       <w:r>
         <w:t>4.2</w:t>
       </w:r>
@@ -22308,12 +22404,12 @@
       <w:r>
         <w:t>级标题</w:t>
       </w:r>
-      <w:bookmarkEnd w:id="38"/>
       <w:bookmarkEnd w:id="39"/>
       <w:bookmarkEnd w:id="40"/>
       <w:bookmarkEnd w:id="41"/>
       <w:bookmarkEnd w:id="42"/>
       <w:bookmarkEnd w:id="43"/>
+      <w:bookmarkEnd w:id="44"/>
     </w:p>
     <w:p>
       <w:pPr>
@@ -22527,8 +22623,6 @@
           <w:rFonts w:hint="eastAsia"/>
         </w:rPr>
       </w:pPr>
-      <w:bookmarkStart w:id="44" w:name="_GoBack"/>
-      <w:bookmarkEnd w:id="44"/>
     </w:p>
     <w:p>
       <w:pPr>
@@ -26596,7 +26690,7 @@
         <w:rStyle w:val="a6"/>
         <w:noProof/>
       </w:rPr>
-      <w:t>25</w:t>
+      <w:t>27</w:t>
     </w:r>
     <w:r>
       <w:rPr>
@@ -31481,7 +31575,7 @@
 </file>
 
 <file path=customXml/itemProps1.xml><?xml version="1.0" encoding="utf-8"?>
-<ds:datastoreItem xmlns:ds="http://schemas.openxmlformats.org/officeDocument/2006/customXml" ds:itemID="{7D5ECEFC-164C-4C59-8CC1-3CE3665F99A8}">
+<ds:datastoreItem xmlns:ds="http://schemas.openxmlformats.org/officeDocument/2006/customXml" ds:itemID="{7C724321-D664-489B-A73C-9F3EEC927E89}">
   <ds:schemaRefs>
     <ds:schemaRef ds:uri="http://schemas.openxmlformats.org/officeDocument/2006/bibliography"/>
   </ds:schemaRefs>
